--- a/public/legal-templates/appliance-rental-agreement-comprehensive.docx
+++ b/public/legal-templates/appliance-rental-agreement-comprehensive.docx
@@ -4,20 +4,14 @@
   <w:body>
     <w:p>
       <w:pPr>
-        <w:pStyle w:val="Heading1"/>
         <w:jc w:val="center"/>
       </w:pPr>
       <w:r>
-        <w:t>RENTITOUT TEMPLATE</w:t>
-      </w:r>
-    </w:p>
-    <w:p>
-      <w:pPr>
-        <w:pStyle w:val="Heading2"/>
-        <w:jc w:val="center"/>
-      </w:pPr>
-      <w:r>
-        <w:t>APPLIANCE RENTAL AGREEMENT (COMPREHENSIVE)</w:t>
+        <w:rPr>
+          <w:b/>
+          <w:sz w:val="32"/>
+        </w:rPr>
+        <w:t>APPLIANCE RENTAL AGREEMENT</w:t>
       </w:r>
     </w:p>
     <w:p>
@@ -25,1205 +19,1103 @@
         <w:jc w:val="center"/>
       </w:pPr>
       <w:r>
-        <w:t>Version Date: May 11, 2026</w:t>
+        <w:rPr>
+          <w:i/>
+          <w:sz w:val="20"/>
+        </w:rPr>
+        <w:t>Comprehensive Draft for Movable Appliances</w:t>
       </w:r>
     </w:p>
-    <w:p/>
-    <w:p/>
     <w:p>
       <w:pPr>
-        <w:pStyle w:val="Heading2"/>
+        <w:spacing w:before="240" w:after="80"/>
       </w:pPr>
       <w:r>
+        <w:rPr>
+          <w:b/>
+          <w:sz w:val="24"/>
+        </w:rPr>
         <w:t>IMPORTANT NOTICE</w:t>
       </w:r>
     </w:p>
     <w:p>
       <w:r>
-        <w:t>This template is a general starting point and is not legal advice.</w:t>
+        <w:t>This document is an editable starting draft provided by RentItOut for convenience only. It is not legal advice, not a lawyer-reviewed instrument for your state, and not a guarantee of stamp-duty compliance, registration, insurance cover, or enforceability. RentItOut is only a connector marketplace and is not a party to this rental. Both parties should fill every blank, attach supporting records, and obtain advice from a qualified advocate before signing.</w:t>
       </w:r>
     </w:p>
     <w:p>
       <w:r>
-        <w:t>Use only after review by a qualified advocate in your state/jurisdiction.</w:t>
+        <w:t>Draft version date: October 8, 2026</w:t>
+      </w:r>
+    </w:p>
+    <w:p>
+      <w:pPr>
+        <w:spacing w:before="240" w:after="80"/>
+      </w:pPr>
+      <w:r>
+        <w:rPr>
+          <w:b/>
+          <w:sz w:val="24"/>
+        </w:rPr>
+        <w:t>1. TITLE AND DATE</w:t>
       </w:r>
     </w:p>
     <w:p>
       <w:r>
-        <w:t>Replace all bracketed placeholders before signing.</w:t>
+        <w:t>This Appliance Rental Agreement ("Agreement") is made on [DATE] at [CITY, STATE] between the Owner and the Renter named below.</w:t>
       </w:r>
     </w:p>
-    <w:p/>
     <w:p>
       <w:pPr>
-        <w:pStyle w:val="Heading2"/>
+        <w:spacing w:before="240" w:after="80"/>
       </w:pPr>
       <w:r>
-        <w:t>1. PARTIES</w:t>
+        <w:rPr>
+          <w:b/>
+          <w:sz w:val="24"/>
+        </w:rPr>
+        <w:t>2. PARTIES</w:t>
       </w:r>
     </w:p>
     <w:p>
       <w:r>
-        <w:rPr>
-          <w:b/>
-        </w:rPr>
-        <w:t>This Appliance Rental Agreement ("Agreement") is made on [DATE] at [CITY, STATE] between:</w:t>
-      </w:r>
-    </w:p>
-    <w:p/>
-    <w:p>
-      <w:r>
-        <w:t>Owner/Lessor</w:t>
+        <w:t>2.1 Owner / Lessor</w:t>
       </w:r>
     </w:p>
     <w:p>
       <w:r>
-        <w:t>Name: [OWNER FULL NAME]</w:t>
+        <w:t>Full legal name: __________________________________________</w:t>
       </w:r>
     </w:p>
     <w:p>
       <w:r>
-        <w:t>Address: [OWNER ADDRESS]</w:t>
+        <w:t>Residential / business address: __________________________________________</w:t>
       </w:r>
     </w:p>
     <w:p>
       <w:r>
-        <w:t>Phone: [OWNER PHONE]</w:t>
+        <w:t>City, state, and PIN: __________________________________________</w:t>
       </w:r>
     </w:p>
     <w:p>
       <w:r>
-        <w:t>Email: [OWNER EMAIL]</w:t>
+        <w:t>Phone: __________________________________________</w:t>
       </w:r>
     </w:p>
     <w:p>
       <w:r>
-        <w:t>ID Proof Type/No.: [ID DETAILS]</w:t>
-      </w:r>
-    </w:p>
-    <w:p/>
-    <w:p>
-      <w:r>
-        <w:t>Renter/Lessee</w:t>
+        <w:t>Email: __________________________________________</w:t>
       </w:r>
     </w:p>
     <w:p>
       <w:r>
-        <w:t>Name: [RENTER FULL NAME]</w:t>
+        <w:t>Government ID type and number: __________________________________________</w:t>
       </w:r>
     </w:p>
     <w:p>
       <w:r>
-        <w:t>Address: [RENTER ADDRESS]</w:t>
+        <w:t>Bank / UPI details for rent (optional attach separately): __________________________________________</w:t>
       </w:r>
     </w:p>
     <w:p>
       <w:r>
-        <w:t>Phone: [RENTER PHONE]</w:t>
+        <w:t>2.2 Renter / Lessee</w:t>
       </w:r>
     </w:p>
     <w:p>
       <w:r>
-        <w:t>Email: [RENTER EMAIL]</w:t>
+        <w:t>Full legal name: __________________________________________</w:t>
       </w:r>
     </w:p>
     <w:p>
       <w:r>
-        <w:t>ID Proof Type/No.: [ID DETAILS]</w:t>
+        <w:t>Residential address during rental: __________________________________________</w:t>
       </w:r>
     </w:p>
-    <w:p/>
     <w:p>
       <w:r>
-        <w:t>Owner and Renter are together referred to as the "Parties".</w:t>
+        <w:t>City, state, and PIN: __________________________________________</w:t>
       </w:r>
     </w:p>
-    <w:p/>
     <w:p>
-      <w:pPr>
-        <w:pStyle w:val="Heading2"/>
-      </w:pPr>
       <w:r>
-        <w:t>2. PURPOSE AND ITEM DETAILS</w:t>
+        <w:t>Phone: __________________________________________</w:t>
+      </w:r>
+    </w:p>
+    <w:p>
+      <w:r>
+        <w:t>Email: __________________________________________</w:t>
+      </w:r>
+    </w:p>
+    <w:p>
+      <w:r>
+        <w:t>Government ID type and number: __________________________________________</w:t>
+      </w:r>
+    </w:p>
+    <w:p>
+      <w:r>
+        <w:t>Emergency contact name and phone: __________________________________________</w:t>
+      </w:r>
+    </w:p>
+    <w:p>
+      <w:r>
+        <w:t>The Owner and the Renter are together called the "Parties" and individually a "Party". RentItOut is not a Party.</w:t>
       </w:r>
     </w:p>
     <w:p>
       <w:pPr>
-        <w:pStyle w:val="Heading2"/>
+        <w:spacing w:before="240" w:after="80"/>
       </w:pPr>
       <w:r>
-        <w:t>2.1 Owner agrees to rent to Renter the appliance(s) described in Schedule A.</w:t>
+        <w:rPr>
+          <w:b/>
+          <w:sz w:val="24"/>
+        </w:rPr>
+        <w:t>3. DEFINITIONS</w:t>
       </w:r>
     </w:p>
     <w:p>
       <w:pPr>
-        <w:pStyle w:val="Heading2"/>
+        <w:pStyle w:val="ListBullet"/>
       </w:pPr>
       <w:r>
-        <w:t>2.2 Renter accepts the appliance(s) for temporary personal/business use as stated in this Agreement.</w:t>
+        <w:t>"Appliance" means the movable equipment described in Schedule 1, including listed accessories.</w:t>
       </w:r>
     </w:p>
     <w:p>
       <w:pPr>
-        <w:pStyle w:val="Heading2"/>
+        <w:pStyle w:val="ListBullet"/>
       </w:pPr>
       <w:r>
-        <w:t>2.3 Appliance location of use: [FULL ADDRESS WHERE APPLIANCE WILL BE USED].</w:t>
-      </w:r>
-    </w:p>
-    <w:p/>
-    <w:p>
-      <w:pPr>
-        <w:pStyle w:val="Heading2"/>
-      </w:pPr>
-      <w:r>
-        <w:t>3. TERM</w:t>
+        <w:t>"Deposit" means the refundable security amount stated in Clause 6.</w:t>
       </w:r>
     </w:p>
     <w:p>
       <w:pPr>
-        <w:pStyle w:val="Heading2"/>
+        <w:pStyle w:val="ListBullet"/>
       </w:pPr>
       <w:r>
-        <w:t>3.1 Start Date: [START DATE]</w:t>
+        <w:t>"Rent" means the periodic charge stated in Clause 6.</w:t>
       </w:r>
     </w:p>
     <w:p>
       <w:pPr>
-        <w:pStyle w:val="Heading2"/>
+        <w:pStyle w:val="ListBullet"/>
       </w:pPr>
       <w:r>
-        <w:t>3.2 End Date: [END DATE]</w:t>
+        <w:t>"Premises" means the address where the Appliance may be kept and used under this Agreement.</w:t>
       </w:r>
     </w:p>
     <w:p>
       <w:pPr>
-        <w:pStyle w:val="Heading2"/>
+        <w:pStyle w:val="ListBullet"/>
       </w:pPr>
       <w:r>
-        <w:t>3.3 Minimum lock-in period (if any): [LOCK-IN PERIOD OR "NONE"].</w:t>
+        <w:t>"Business Day" means a day other than Sunday or a public holiday at the place of execution.</w:t>
       </w:r>
     </w:p>
     <w:p>
       <w:pPr>
-        <w:pStyle w:val="Heading2"/>
+        <w:spacing w:before="240" w:after="80"/>
       </w:pPr>
       <w:r>
-        <w:t>3.4 Renewal:</w:t>
+        <w:rPr>
+          <w:b/>
+          <w:sz w:val="24"/>
+        </w:rPr>
+        <w:t>4. GRANT OF RENTAL</w:t>
       </w:r>
     </w:p>
     <w:p>
       <w:r>
-        <w:t>a) Renewal requires written confirmation (WhatsApp/email acceptable if both agree).</w:t>
+        <w:t>Subject to this Agreement, the Owner rents the Appliance to the Renter for the Term on a non-transferable basis. Ownership of the Appliance remains with the Owner at all times. The Renter receives only a temporary right to use the Appliance.</w:t>
+      </w:r>
+    </w:p>
+    <w:p>
+      <w:pPr>
+        <w:spacing w:before="240" w:after="80"/>
+      </w:pPr>
+      <w:r>
+        <w:rPr>
+          <w:b/>
+          <w:sz w:val="24"/>
+        </w:rPr>
+        <w:t>5. TERM, RENEWAL, AND LOCATION</w:t>
       </w:r>
     </w:p>
     <w:p>
       <w:r>
-        <w:t>b) Revised rent for renewal period: [REVISED AMOUNT OR FORMULA].</w:t>
+        <w:t>Start date: __________________________________________</w:t>
+      </w:r>
+    </w:p>
+    <w:p>
+      <w:r>
+        <w:t>End date: __________________________________________</w:t>
+      </w:r>
+    </w:p>
+    <w:p>
+      <w:r>
+        <w:t>Lock-in period (if any): __________________________________________</w:t>
+      </w:r>
+    </w:p>
+    <w:p>
+      <w:r>
+        <w:t>Premises / permitted location: __________________________________________</w:t>
       </w:r>
     </w:p>
     <w:p>
       <w:pPr>
-        <w:pStyle w:val="Heading2"/>
+        <w:pStyle w:val="ListBullet"/>
       </w:pPr>
       <w:r>
-        <w:t>3.5 Holdover:</w:t>
+        <w:t>The Term begins on the Start Date and ends on the End Date unless ended earlier under this Agreement.</w:t>
+      </w:r>
+    </w:p>
+    <w:p>
+      <w:pPr>
+        <w:pStyle w:val="ListBullet"/>
+      </w:pPr>
+      <w:r>
+        <w:t>Any renewal must be agreed in writing before the End Date, with updated rent if any.</w:t>
+      </w:r>
+    </w:p>
+    <w:p>
+      <w:pPr>
+        <w:pStyle w:val="ListBullet"/>
+      </w:pPr>
+      <w:r>
+        <w:t>The Renter shall keep the Appliance only at the Premises unless the Owner gives prior written consent to a move.</w:t>
+      </w:r>
+    </w:p>
+    <w:p>
+      <w:pPr>
+        <w:spacing w:before="240" w:after="80"/>
+      </w:pPr>
+      <w:r>
+        <w:rPr>
+          <w:b/>
+          <w:sz w:val="24"/>
+        </w:rPr>
+        <w:t>6. RENT, DEPOSIT, TAXES, AND RECEIPTS</w:t>
       </w:r>
     </w:p>
     <w:p>
       <w:r>
-        <w:rPr>
-          <w:b/>
-        </w:rPr>
-        <w:t>If Renter keeps appliance after End Date without renewal, Owner may charge holdover rent at:</w:t>
+        <w:t>Monthly rent (INR in figures and words): __________________________________________</w:t>
       </w:r>
     </w:p>
     <w:p>
       <w:r>
-        <w:t>[AMOUNT OR PERCENTAGE] per [DAY/WEEK/MONTH].</w:t>
+        <w:t>Due date each calendar month: __________________________________________</w:t>
       </w:r>
     </w:p>
-    <w:p/>
     <w:p>
-      <w:pPr>
-        <w:pStyle w:val="Heading2"/>
-      </w:pPr>
       <w:r>
-        <w:t>4. RENT, DEPOSIT, AND PAYMENTS</w:t>
+        <w:t>Security deposit (INR in figures and words): __________________________________________</w:t>
+      </w:r>
+    </w:p>
+    <w:p>
+      <w:r>
+        <w:t>Payment mode: __________________________________________</w:t>
+      </w:r>
+    </w:p>
+    <w:p>
+      <w:r>
+        <w:t>Late fee after ___ Business Days: __________________________________________</w:t>
       </w:r>
     </w:p>
     <w:p>
       <w:pPr>
-        <w:pStyle w:val="Heading2"/>
+        <w:pStyle w:val="ListBullet"/>
       </w:pPr>
       <w:r>
-        <w:t>4.1 Monthly Rent: INR [AMOUNT] payable on or before [DUE DATE EACH MONTH].</w:t>
+        <w:t>Rent is payable in advance unless the Parties write a different schedule.</w:t>
       </w:r>
     </w:p>
     <w:p>
       <w:pPr>
-        <w:pStyle w:val="Heading2"/>
+        <w:pStyle w:val="ListBullet"/>
       </w:pPr>
       <w:r>
-        <w:t>4.2 Security Deposit: INR [AMOUNT], received on [DATE/MODE], refundable subject to Clause 10.</w:t>
+        <w:t>The Deposit is not advance rent unless both Parties expressly agree in writing.</w:t>
       </w:r>
     </w:p>
     <w:p>
       <w:pPr>
-        <w:pStyle w:val="Heading2"/>
+        <w:pStyle w:val="ListBullet"/>
       </w:pPr>
       <w:r>
-        <w:t>4.3 Payment mode:</w:t>
+        <w:t>Each Party shall bear taxes that the law places on that Party. If GST or other tax applies and is payable by one Party, write the arrangement here: [TAX DETAILS OR 'NONE'].</w:t>
+      </w:r>
+    </w:p>
+    <w:p>
+      <w:pPr>
+        <w:pStyle w:val="ListBullet"/>
+      </w:pPr>
+      <w:r>
+        <w:t>The Owner shall issue or confirm a payment receipt or statement when reasonably requested.</w:t>
+      </w:r>
+    </w:p>
+    <w:p>
+      <w:pPr>
+        <w:pStyle w:val="ListBullet"/>
+      </w:pPr>
+      <w:r>
+        <w:t>Any cash payment should be acknowledged in writing on the same day.</w:t>
+      </w:r>
+    </w:p>
+    <w:p>
+      <w:pPr>
+        <w:spacing w:before="240" w:after="80"/>
+      </w:pPr>
+      <w:r>
+        <w:rPr>
+          <w:b/>
+          <w:sz w:val="24"/>
+        </w:rPr>
+        <w:t>7. HANDOVER, CONDITION, AND RECORDS</w:t>
+      </w:r>
+    </w:p>
+    <w:p>
+      <w:pPr>
+        <w:pStyle w:val="ListBullet"/>
+      </w:pPr>
+      <w:r>
+        <w:t>On handover, the Parties shall complete Schedule 2 (Handover and Condition Checklist) and may attach photographs as Schedule 3.</w:t>
+      </w:r>
+    </w:p>
+    <w:p>
+      <w:pPr>
+        <w:pStyle w:val="ListBullet"/>
+      </w:pPr>
+      <w:r>
+        <w:t>The Owner represents that, to the Owner's knowledge, the Appliance is in working condition as recorded at handover, except for defects expressly noted.</w:t>
+      </w:r>
+    </w:p>
+    <w:p>
+      <w:pPr>
+        <w:pStyle w:val="ListBullet"/>
+      </w:pPr>
+      <w:r>
+        <w:t>The Renter confirms inspection opportunity before accepting the Appliance.</w:t>
+      </w:r>
+    </w:p>
+    <w:p>
+      <w:pPr>
+        <w:pStyle w:val="ListBullet"/>
+      </w:pPr>
+      <w:r>
+        <w:t>Serial numbers, accessories, and visible defects must be listed. Silence on an accessory means it is not included.</w:t>
+      </w:r>
+    </w:p>
+    <w:p>
+      <w:pPr>
+        <w:spacing w:before="240" w:after="80"/>
+      </w:pPr>
+      <w:r>
+        <w:rPr>
+          <w:b/>
+          <w:sz w:val="24"/>
+        </w:rPr>
+        <w:t>8. RENTER OBLIGATIONS</w:t>
+      </w:r>
+    </w:p>
+    <w:p>
+      <w:pPr>
+        <w:pStyle w:val="ListNumber"/>
+      </w:pPr>
+      <w:r>
+        <w:t>Use the Appliance with reasonable care and only for lawful purposes.</w:t>
+      </w:r>
+    </w:p>
+    <w:p>
+      <w:pPr>
+        <w:pStyle w:val="ListNumber"/>
+      </w:pPr>
+      <w:r>
+        <w:t>Follow ordinary manufacturer guidance for safe use and power supply where applicable.</w:t>
+      </w:r>
+    </w:p>
+    <w:p>
+      <w:pPr>
+        <w:pStyle w:val="ListNumber"/>
+      </w:pPr>
+      <w:r>
+        <w:t>Not open, tamper with, or authorise unapproved repair of sealed components.</w:t>
+      </w:r>
+    </w:p>
+    <w:p>
+      <w:pPr>
+        <w:pStyle w:val="ListNumber"/>
+      </w:pPr>
+      <w:r>
+        <w:t>Not create any lien, charge, or third-party claim over the Appliance.</w:t>
+      </w:r>
+    </w:p>
+    <w:p>
+      <w:pPr>
+        <w:pStyle w:val="ListNumber"/>
+      </w:pPr>
+      <w:r>
+        <w:t>Not use the Appliance for commercial hire to others without written consent.</w:t>
+      </w:r>
+    </w:p>
+    <w:p>
+      <w:pPr>
+        <w:pStyle w:val="ListNumber"/>
+      </w:pPr>
+      <w:r>
+        <w:t>Allow the Owner reasonable inspection on prior notice of at least ___ hours, except in emergency or suspected misuse.</w:t>
+      </w:r>
+    </w:p>
+    <w:p>
+      <w:pPr>
+        <w:pStyle w:val="ListNumber"/>
+      </w:pPr>
+      <w:r>
+        <w:t>Notify the Owner of theft, loss, seizure, or material damage within 24 hours of discovery.</w:t>
+      </w:r>
+    </w:p>
+    <w:p>
+      <w:pPr>
+        <w:pStyle w:val="ListNumber"/>
+      </w:pPr>
+      <w:r>
+        <w:t>Return the Appliance on the End Date, or earlier termination date, with all listed accessories.</w:t>
+      </w:r>
+    </w:p>
+    <w:p>
+      <w:pPr>
+        <w:spacing w:before="240" w:after="80"/>
+      </w:pPr>
+      <w:r>
+        <w:rPr>
+          <w:b/>
+          <w:sz w:val="24"/>
+        </w:rPr>
+        <w:t>9. OWNER OBLIGATIONS</w:t>
+      </w:r>
+    </w:p>
+    <w:p>
+      <w:pPr>
+        <w:pStyle w:val="ListNumber"/>
+      </w:pPr>
+      <w:r>
+        <w:t>Deliver or make available the Appliance as agreed, free from undisclosed third-party claims known to the Owner.</w:t>
+      </w:r>
+    </w:p>
+    <w:p>
+      <w:pPr>
+        <w:pStyle w:val="ListNumber"/>
+      </w:pPr>
+      <w:r>
+        <w:t>Disclose known major defects before handover.</w:t>
+      </w:r>
+    </w:p>
+    <w:p>
+      <w:pPr>
+        <w:pStyle w:val="ListNumber"/>
+      </w:pPr>
+      <w:r>
+        <w:t>Cooperate for ordinary wear-and-tear repairs that are the Owner's responsibility under Clause 10.</w:t>
+      </w:r>
+    </w:p>
+    <w:p>
+      <w:pPr>
+        <w:pStyle w:val="ListNumber"/>
+      </w:pPr>
+      <w:r>
+        <w:t>Return the Deposit balance within the timeline in Clause 11 after lawful deductions.</w:t>
+      </w:r>
+    </w:p>
+    <w:p>
+      <w:pPr>
+        <w:pStyle w:val="ListNumber"/>
+      </w:pPr>
+      <w:r>
+        <w:t>Provide clear payment details and respond to written rental queries within a reasonable time.</w:t>
+      </w:r>
+    </w:p>
+    <w:p>
+      <w:pPr>
+        <w:spacing w:before="240" w:after="80"/>
+      </w:pPr>
+      <w:r>
+        <w:rPr>
+          <w:b/>
+          <w:sz w:val="24"/>
+        </w:rPr>
+        <w:t>10. MAINTENANCE, REPAIRS, AND BREAKDOWNS</w:t>
+      </w:r>
+    </w:p>
+    <w:p>
+      <w:pPr>
+        <w:pStyle w:val="ListBullet"/>
+      </w:pPr>
+      <w:r>
+        <w:t>Ordinary wear and tear and manufacturing defects not caused by the Renter are the Owner's responsibility, unless otherwise written.</w:t>
+      </w:r>
+    </w:p>
+    <w:p>
+      <w:pPr>
+        <w:pStyle w:val="ListBullet"/>
+      </w:pPr>
+      <w:r>
+        <w:t>Misuse, negligence, unauthorised relocation, power misuse, water damage from renter fault, or unauthorised repair is the Renter's responsibility.</w:t>
+      </w:r>
+    </w:p>
+    <w:p>
+      <w:pPr>
+        <w:pStyle w:val="ListBullet"/>
+      </w:pPr>
+      <w:r>
+        <w:t>If the Appliance fails without Renter fault and remains unusable for more than ___ consecutive days after written notice, the Parties may agree a rent pause, replacement, or termination without early-exit fee for that failure period.</w:t>
+      </w:r>
+    </w:p>
+    <w:p>
+      <w:pPr>
+        <w:pStyle w:val="ListBullet"/>
+      </w:pPr>
+      <w:r>
+        <w:t>Service contact person and phone: [DETAILS].</w:t>
+      </w:r>
+    </w:p>
+    <w:p>
+      <w:pPr>
+        <w:spacing w:before="240" w:after="80"/>
+      </w:pPr>
+      <w:r>
+        <w:rPr>
+          <w:b/>
+          <w:sz w:val="24"/>
+        </w:rPr>
+        <w:t>11. DEPOSIT ADJUSTMENT AND FINAL SETTLEMENT</w:t>
       </w:r>
     </w:p>
     <w:p>
       <w:r>
-        <w:t>Bank/UPI details: [PAYMENT DETAILS]</w:t>
+        <w:t>The Owner may deduct from the Deposit only proven or agreed amounts for unpaid Rent, agreed late fees, missing scheduled accessories, and repair or replacement cost for damage beyond ordinary wear and tear. The Owner shall give the Renter a written settlement note. The balance Deposit shall be returned within ___ days after return and inspection. Any dispute on deductions should first be discussed in writing within ___ days of the settlement note.</w:t>
       </w:r>
     </w:p>
     <w:p>
       <w:pPr>
-        <w:pStyle w:val="Heading2"/>
+        <w:spacing w:before="240" w:after="80"/>
       </w:pPr>
       <w:r>
-        <w:t>4.4 Late fee:</w:t>
+        <w:rPr>
+          <w:b/>
+          <w:sz w:val="24"/>
+        </w:rPr>
+        <w:t>12. EARLY TERMINATION</w:t>
       </w:r>
     </w:p>
     <w:p>
       <w:r>
-        <w:t>If payment is delayed beyond [GRACE PERIOD] days, late fee applies at INR [AMOUNT]</w:t>
+        <w:t>Notice period for ordinary early termination: __________________________________________</w:t>
       </w:r>
     </w:p>
     <w:p>
       <w:r>
-        <w:t>or [PERCENTAGE]% of overdue amount, whichever is higher/lower (choose one).</w:t>
+        <w:t>Early-exit fee during lock-in (if any): __________________________________________</w:t>
       </w:r>
     </w:p>
     <w:p>
       <w:pPr>
-        <w:pStyle w:val="Heading2"/>
+        <w:pStyle w:val="ListBullet"/>
       </w:pPr>
       <w:r>
-        <w:t>4.5 Taxes and statutory charges:</w:t>
+        <w:t>Either Party may terminate by written notice for material breach if the breach is not cured within ___ days of written notice, unless the breach is not reasonably curable.</w:t>
+      </w:r>
+    </w:p>
+    <w:p>
+      <w:pPr>
+        <w:pStyle w:val="ListBullet"/>
+      </w:pPr>
+      <w:r>
+        <w:t>The Renter may terminate without early-exit fee if the Owner fails to provide a usable Appliance as agreed and does not cure within the period above.</w:t>
+      </w:r>
+    </w:p>
+    <w:p>
+      <w:pPr>
+        <w:pStyle w:val="ListBullet"/>
+      </w:pPr>
+      <w:r>
+        <w:t>On termination, the Renter shall return the Appliance and the Parties shall complete final inspection and settlement.</w:t>
+      </w:r>
+    </w:p>
+    <w:p>
+      <w:pPr>
+        <w:spacing w:before="240" w:after="80"/>
+      </w:pPr>
+      <w:r>
+        <w:rPr>
+          <w:b/>
+          <w:sz w:val="24"/>
+        </w:rPr>
+        <w:t>13. DEFAULT AND RECOVERY</w:t>
       </w:r>
     </w:p>
     <w:p>
       <w:r>
-        <w:t>[OWNER/RENTER/BOTH] will bear applicable taxes, cess, stamp duty, and compliance charges.</w:t>
+        <w:t>Events of default by the Renter include non-payment of Rent beyond the late period, unauthorised transfer or removal of the Appliance, creating a third-party claim over it, or material breach of use restrictions. On default, the Owner may terminate this Agreement by written notice and pursue recovery of the Appliance and amounts due through processes permitted by law. Self-help recovery must not involve unlawful force or trespass. The Owner should keep written records of notices and attempts to contact the Renter.</w:t>
       </w:r>
     </w:p>
     <w:p>
       <w:pPr>
-        <w:pStyle w:val="Heading2"/>
+        <w:spacing w:before="240" w:after="80"/>
       </w:pPr>
       <w:r>
-        <w:t>4.6 No set-off:</w:t>
+        <w:rPr>
+          <w:b/>
+          <w:sz w:val="24"/>
+        </w:rPr>
+        <w:t>14. LOSS, THEFT, AND TOTAL DAMAGE</w:t>
       </w:r>
     </w:p>
     <w:p>
       <w:r>
-        <w:t>Renter will not withhold rent for any claim unless expressly agreed in writing.</w:t>
-      </w:r>
-    </w:p>
-    <w:p/>
-    <w:p>
-      <w:pPr>
-        <w:pStyle w:val="Heading2"/>
-      </w:pPr>
-      <w:r>
-        <w:t>5. DELIVERY, INSTALLATION, AND ACCESSORIES</w:t>
+        <w:t>If the Appliance is stolen, lost, or totally damaged while in the Renter's custody, the Renter shall notify the Owner promptly and cooperate with any police complaint the Owner reasonably requires. Liability for replacement value or repair shall follow fault and any insurance arrangement written below. Estimated replacement value for reference only: INR [AMOUNT]. Insurance arranged by: [OWNER / RENTER / NONE]. Policy details: [DETAILS OR 'NONE'].</w:t>
       </w:r>
     </w:p>
     <w:p>
       <w:pPr>
-        <w:pStyle w:val="Heading2"/>
+        <w:spacing w:before="240" w:after="80"/>
       </w:pPr>
       <w:r>
-        <w:t>5.1 Delivery date: [DATE]</w:t>
+        <w:rPr>
+          <w:b/>
+          <w:sz w:val="24"/>
+        </w:rPr>
+        <w:t>15. INDEMNITY AND LIMITATION</w:t>
       </w:r>
     </w:p>
     <w:p>
       <w:pPr>
-        <w:pStyle w:val="Heading2"/>
+        <w:pStyle w:val="ListBullet"/>
       </w:pPr>
       <w:r>
-        <w:t>5.2 Delivery address: [FULL ADDRESS]</w:t>
+        <w:t>The Renter shall indemnify the Owner against third-party claims arising from the Renter's misuse or unlawful use of the Appliance, except to the extent caused by the Owner's breach or defect known to and concealed by the Owner.</w:t>
       </w:r>
     </w:p>
     <w:p>
       <w:pPr>
-        <w:pStyle w:val="Heading2"/>
+        <w:pStyle w:val="ListBullet"/>
       </w:pPr>
       <w:r>
-        <w:t>5.3 Delivery charges: [OWNER/RENTER/BOTH] to bear INR [AMOUNT].</w:t>
+        <w:t>Neither Party excludes liability for fraud, wilful misconduct, or liability that cannot be limited by law.</w:t>
       </w:r>
     </w:p>
     <w:p>
       <w:pPr>
-        <w:pStyle w:val="Heading2"/>
+        <w:pStyle w:val="ListBullet"/>
       </w:pPr>
       <w:r>
-        <w:t>5.4 Installation:</w:t>
+        <w:t>Subject to the previous sentence, neither Party is liable to the other for indirect or consequential loss such as lost profits, except for unpaid Rent, Deposit issues, or physical loss of the Appliance.</w:t>
+      </w:r>
+    </w:p>
+    <w:p>
+      <w:pPr>
+        <w:spacing w:before="240" w:after="80"/>
+      </w:pPr>
+      <w:r>
+        <w:rPr>
+          <w:b/>
+          <w:sz w:val="24"/>
+        </w:rPr>
+        <w:t>16. FORCE MAJEURE</w:t>
       </w:r>
     </w:p>
     <w:p>
       <w:r>
-        <w:t>Installation by [OWNER/TECHNICIAN/RENTER] by [DATE].</w:t>
+        <w:t>Neither Party is liable for delay caused by events beyond reasonable control, including natural disaster, war, epidemic restrictions, or government action, provided the affected Party gives prompt written notice and resumes performance when reasonably possible. Prolonged force majeure of more than ___ days may allow either Party to terminate without early-exit fee.</w:t>
       </w:r>
     </w:p>
     <w:p>
       <w:pPr>
-        <w:pStyle w:val="Heading2"/>
+        <w:spacing w:before="240" w:after="80"/>
       </w:pPr>
       <w:r>
-        <w:t>5.5 Included accessories/spare parts/manuals are listed in Schedule A.</w:t>
+        <w:rPr>
+          <w:b/>
+          <w:sz w:val="24"/>
+        </w:rPr>
+        <w:t>17. DATA AND PRIVACY BETWEEN THE PARTIES</w:t>
+      </w:r>
+    </w:p>
+    <w:p>
+      <w:r>
+        <w:t>Each Party shall use the other Party's personal details only for performing this rental, identity verification, payment, and lawful dispute handling. RentItOut's own privacy terms apply only to use of the RentItOut website and do not govern this offline Agreement.</w:t>
       </w:r>
     </w:p>
     <w:p>
       <w:pPr>
-        <w:pStyle w:val="Heading2"/>
+        <w:spacing w:before="240" w:after="80"/>
       </w:pPr>
       <w:r>
-        <w:t>5.6 Handover condition and photographs are documented in Schedule B.</w:t>
+        <w:rPr>
+          <w:b/>
+          <w:sz w:val="24"/>
+        </w:rPr>
+        <w:t>18. NOTICES</w:t>
       </w:r>
     </w:p>
-    <w:p/>
     <w:p>
-      <w:pPr>
-        <w:pStyle w:val="Heading2"/>
-      </w:pPr>
       <w:r>
-        <w:t>6. OWNERSHIP AND USE RESTRICTIONS</w:t>
+        <w:t>Notices under this Agreement must be in writing and are deemed received if delivered by hand, sent by registered post to the address above, or sent by email to the addresses above with delivery/read evidence where available. A Party may update its notice details by written notice to the other Party.</w:t>
       </w:r>
     </w:p>
     <w:p>
       <w:pPr>
-        <w:pStyle w:val="Heading2"/>
+        <w:spacing w:before="240" w:after="80"/>
       </w:pPr>
       <w:r>
-        <w:t>6.1 Title to appliance remains with Owner at all times.</w:t>
+        <w:rPr>
+          <w:b/>
+          <w:sz w:val="24"/>
+        </w:rPr>
+        <w:t>19. GOVERNING LAW, JURISDICTION, AND DISPUTE RESOLUTION</w:t>
       </w:r>
     </w:p>
     <w:p>
       <w:pPr>
-        <w:pStyle w:val="Heading2"/>
+        <w:pStyle w:val="ListBullet"/>
       </w:pPr>
       <w:r>
-        <w:t>6.2 Renter will:</w:t>
+        <w:t>This Agreement is governed by the laws of India.</w:t>
+      </w:r>
+    </w:p>
+    <w:p>
+      <w:pPr>
+        <w:pStyle w:val="ListBullet"/>
+      </w:pPr>
+      <w:r>
+        <w:t>Subject to arbitration below, courts at [CITY, STATE] shall have exclusive jurisdiction.</w:t>
+      </w:r>
+    </w:p>
+    <w:p>
+      <w:pPr>
+        <w:pStyle w:val="ListBullet"/>
+      </w:pPr>
+      <w:r>
+        <w:t>Optional arbitration: If both Parties initial here [YES/NO], disputes shall first be referred to a sole arbitrator appointed by mutual consent under the Arbitration and Conciliation Act, 1996. Seat and venue: [CITY]. Language: English / [OTHER].</w:t>
+      </w:r>
+    </w:p>
+    <w:p>
+      <w:pPr>
+        <w:pStyle w:val="ListBullet"/>
+      </w:pPr>
+      <w:r>
+        <w:t>Before formal proceedings, the Parties should attempt good-faith discussion for at least ___ days after written dispute notice.</w:t>
+      </w:r>
+    </w:p>
+    <w:p>
+      <w:pPr>
+        <w:spacing w:before="240" w:after="80"/>
+      </w:pPr>
+      <w:r>
+        <w:rPr>
+          <w:b/>
+          <w:sz w:val="24"/>
+        </w:rPr>
+        <w:t>20. STAMP DUTY AND FORMALITIES</w:t>
       </w:r>
     </w:p>
     <w:p>
       <w:r>
-        <w:t>a) Use appliance only for lawful purpose.</w:t>
+        <w:t>The Parties are jointly responsible for checking whether stamp duty, e-stamp, franking, or any local formality applies in the state of execution or performance, and for completing that formality before or at signing as required. Cost of stamp duty shall be borne by: [OWNER / RENTER / SHARED]. This draft does not itself complete stamp duty or registration.</w:t>
+      </w:r>
+    </w:p>
+    <w:p>
+      <w:pPr>
+        <w:spacing w:before="240" w:after="80"/>
+      </w:pPr>
+      <w:r>
+        <w:rPr>
+          <w:b/>
+          <w:sz w:val="24"/>
+        </w:rPr>
+        <w:t>21. GENERAL</w:t>
+      </w:r>
+    </w:p>
+    <w:p>
+      <w:pPr>
+        <w:pStyle w:val="ListBullet"/>
+      </w:pPr>
+      <w:r>
+        <w:t>This Agreement may be signed in counterparts, including scanned or electronic copies if both Parties accept them.</w:t>
+      </w:r>
+    </w:p>
+    <w:p>
+      <w:pPr>
+        <w:pStyle w:val="ListBullet"/>
+      </w:pPr>
+      <w:r>
+        <w:t>If any provision is invalid, the rest remains in effect.</w:t>
+      </w:r>
+    </w:p>
+    <w:p>
+      <w:pPr>
+        <w:pStyle w:val="ListBullet"/>
+      </w:pPr>
+      <w:r>
+        <w:t>Failure to enforce a right once is not a waiver of that right later.</w:t>
+      </w:r>
+    </w:p>
+    <w:p>
+      <w:pPr>
+        <w:pStyle w:val="ListBullet"/>
+      </w:pPr>
+      <w:r>
+        <w:t>This Agreement, Schedule 1, Schedule 2, Schedule 3, and signed amendments are the entire agreement for this rental and replace prior oral discussions on the same subject.</w:t>
+      </w:r>
+    </w:p>
+    <w:p>
+      <w:pPr>
+        <w:pStyle w:val="ListBullet"/>
+      </w:pPr>
+      <w:r>
+        <w:t>Headings are for convenience only.</w:t>
+      </w:r>
+    </w:p>
+    <w:p>
+      <w:pPr>
+        <w:spacing w:before="240" w:after="80"/>
+      </w:pPr>
+      <w:r>
+        <w:rPr>
+          <w:b/>
+          <w:sz w:val="24"/>
+        </w:rPr>
+        <w:t>SCHEDULE 1 — APPLIANCE DETAILS</w:t>
       </w:r>
     </w:p>
     <w:p>
       <w:r>
-        <w:t>b) Operate according to user manual and normal safety standards.</w:t>
+        <w:t>Category: __________________________________________</w:t>
       </w:r>
     </w:p>
     <w:p>
       <w:r>
-        <w:t>c) Not sub-rent, pledge, sell, transfer, or create third-party interest.</w:t>
+        <w:t>Brand: __________________________________________</w:t>
       </w:r>
     </w:p>
     <w:p>
       <w:r>
-        <w:t>d) Not remove serial labels, safety labels, or manufacturer marks.</w:t>
+        <w:t>Model: __________________________________________</w:t>
+      </w:r>
+    </w:p>
+    <w:p>
+      <w:r>
+        <w:t>Serial / manufacturer number: __________________________________________</w:t>
+      </w:r>
+    </w:p>
+    <w:p>
+      <w:r>
+        <w:t>Colour / capacity / size: __________________________________________</w:t>
+      </w:r>
+    </w:p>
+    <w:p>
+      <w:r>
+        <w:t>Accessories included: __________________________________________</w:t>
+      </w:r>
+    </w:p>
+    <w:p>
+      <w:r>
+        <w:t>Invoice / warranty reference (if any): __________________________________________</w:t>
+      </w:r>
+    </w:p>
+    <w:p>
+      <w:r>
+        <w:t>Approximate current value (INR): __________________________________________</w:t>
+      </w:r>
+    </w:p>
+    <w:p>
+      <w:r>
+        <w:t>Known defects disclosed at signing: __________________________________________</w:t>
       </w:r>
     </w:p>
     <w:p>
       <w:pPr>
-        <w:pStyle w:val="Heading2"/>
+        <w:spacing w:before="240" w:after="80"/>
       </w:pPr>
       <w:r>
-        <w:t>6.3 Renter will not relocate appliance without Owner's prior written consent.</w:t>
+        <w:rPr>
+          <w:b/>
+          <w:sz w:val="24"/>
+        </w:rPr>
+        <w:t>SCHEDULE 2 — HANDOVER CHECKLIST</w:t>
+      </w:r>
+    </w:p>
+    <w:p>
+      <w:r>
+        <w:t>Use the separate Handover and Condition Checklist document, or attach a completed copy here. Both Parties should initial each page of that checklist.</w:t>
       </w:r>
     </w:p>
     <w:p>
       <w:pPr>
-        <w:pStyle w:val="Heading2"/>
+        <w:spacing w:before="240" w:after="80"/>
       </w:pPr>
       <w:r>
-        <w:t>6.4 Renter will provide reasonable access for inspection/maintenance with prior notice.</w:t>
+        <w:rPr>
+          <w:b/>
+          <w:sz w:val="24"/>
+        </w:rPr>
+        <w:t>SCHEDULE 3 — PHOTOGRAPH LIST</w:t>
       </w:r>
     </w:p>
-    <w:p/>
     <w:p>
-      <w:pPr>
-        <w:pStyle w:val="Heading2"/>
-      </w:pPr>
       <w:r>
-        <w:t>7. MAINTENANCE, REPAIRS, AND SERVICE</w:t>
+        <w:t>List photo file names or attach prints: front, back, side, serial label, accessories, and any pre-existing marks. [LIST OR ATTACH].</w:t>
       </w:r>
     </w:p>
     <w:p>
       <w:pPr>
-        <w:pStyle w:val="Heading2"/>
+        <w:spacing w:before="240" w:after="80"/>
       </w:pPr>
       <w:r>
-        <w:t>7.1 Routine cleaning and day-to-day care: Renter responsibility.</w:t>
+        <w:rPr>
+          <w:b/>
+          <w:sz w:val="24"/>
+        </w:rPr>
+        <w:t>EXECUTION</w:t>
+      </w:r>
+    </w:p>
+    <w:p>
+      <w:r>
+        <w:t>IN WITNESS WHEREOF the Parties have signed this Agreement on the date first written above.</w:t>
       </w:r>
     </w:p>
     <w:p>
       <w:pPr>
-        <w:pStyle w:val="Heading2"/>
+        <w:spacing w:before="240" w:after="80"/>
       </w:pPr>
       <w:r>
-        <w:t>7.2 Major repair due to normal wear and tear: [OWNER/RENTER] responsibility.</w:t>
+        <w:rPr>
+          <w:b/>
+          <w:sz w:val="24"/>
+        </w:rPr>
+        <w:t>OWNER / LESSOR</w:t>
+      </w:r>
+    </w:p>
+    <w:p>
+      <w:r>
+        <w:t>Signature: __________________________________________</w:t>
+      </w:r>
+    </w:p>
+    <w:p>
+      <w:r>
+        <w:t>Full name: __________________________________________</w:t>
+      </w:r>
+    </w:p>
+    <w:p>
+      <w:r>
+        <w:t>Date: __________________________________________</w:t>
+      </w:r>
+    </w:p>
+    <w:p>
+      <w:r>
+        <w:t>Place: __________________________________________</w:t>
       </w:r>
     </w:p>
     <w:p>
       <w:pPr>
-        <w:pStyle w:val="Heading2"/>
+        <w:spacing w:before="240" w:after="80"/>
       </w:pPr>
       <w:r>
-        <w:t>7.3 Damage due to misuse, negligence, voltage issues, water ingress, or unauthorized repair:</w:t>
+        <w:rPr>
+          <w:b/>
+          <w:sz w:val="24"/>
+        </w:rPr>
+        <w:t>RENTER / LESSEE</w:t>
       </w:r>
     </w:p>
     <w:p>
       <w:r>
-        <w:t>Renter responsibility.</w:t>
+        <w:t>Signature: __________________________________________</w:t>
+      </w:r>
+    </w:p>
+    <w:p>
+      <w:r>
+        <w:t>Full name: __________________________________________</w:t>
+      </w:r>
+    </w:p>
+    <w:p>
+      <w:r>
+        <w:t>Date: __________________________________________</w:t>
+      </w:r>
+    </w:p>
+    <w:p>
+      <w:r>
+        <w:t>Place: __________________________________________</w:t>
       </w:r>
     </w:p>
     <w:p>
       <w:pPr>
-        <w:pStyle w:val="Heading2"/>
+        <w:spacing w:before="240" w:after="80"/>
       </w:pPr>
       <w:r>
-        <w:t>7.4 If appliance fails:</w:t>
+        <w:rPr>
+          <w:b/>
+          <w:sz w:val="24"/>
+        </w:rPr>
+        <w:t>WITNESS 1</w:t>
       </w:r>
     </w:p>
     <w:p>
       <w:r>
-        <w:t>a) Renter must notify Owner within [X] hours.</w:t>
+        <w:t>Signature: __________________________________________</w:t>
       </w:r>
     </w:p>
     <w:p>
       <w:r>
-        <w:t>b) Owner will inspect/arrange service within [X] business days.</w:t>
+        <w:t>Full name: __________________________________________</w:t>
+      </w:r>
+    </w:p>
+    <w:p>
+      <w:r>
+        <w:t>Date: __________________________________________</w:t>
+      </w:r>
+    </w:p>
+    <w:p>
+      <w:r>
+        <w:t>Place: __________________________________________</w:t>
       </w:r>
     </w:p>
     <w:p>
       <w:pPr>
-        <w:pStyle w:val="Heading2"/>
+        <w:spacing w:before="240" w:after="80"/>
       </w:pPr>
       <w:r>
-        <w:t>7.5 Replacement option:</w:t>
+        <w:rPr>
+          <w:b/>
+          <w:sz w:val="24"/>
+        </w:rPr>
+        <w:t>WITNESS 2</w:t>
       </w:r>
     </w:p>
     <w:p>
       <w:r>
-        <w:t>If repair exceeds [X] days, Owner will [PROVIDE REPLACEMENT/PRO-RATA REFUND/NONE].</w:t>
-      </w:r>
-    </w:p>
-    <w:p/>
-    <w:p>
-      <w:pPr>
-        <w:pStyle w:val="Heading2"/>
-      </w:pPr>
-      <w:r>
-        <w:t>8. RISK, LOSS, AND INSURANCE</w:t>
-      </w:r>
-    </w:p>
-    <w:p>
-      <w:pPr>
-        <w:pStyle w:val="Heading2"/>
-      </w:pPr>
-      <w:r>
-        <w:t>8.1 Risk of theft, fire, accidental damage, or third-party damage after delivery:</w:t>
-      </w:r>
-    </w:p>
-    <w:p>
-      <w:pPr>
-        <w:pStyle w:val="Heading3"/>
-      </w:pPr>
-      <w:r>
-        <w:t>[OWNER/RENTER/BOTH AS SPECIFIED].</w:t>
-      </w:r>
-    </w:p>
-    <w:p>
-      <w:pPr>
-        <w:pStyle w:val="Heading2"/>
-      </w:pPr>
-      <w:r>
-        <w:t>8.2 Insurance:</w:t>
+        <w:t>Signature: __________________________________________</w:t>
       </w:r>
     </w:p>
     <w:p>
       <w:r>
-        <w:t>a) Existing policy details (if any): [INSURANCE DETAILS]</w:t>
+        <w:t>Full name: __________________________________________</w:t>
       </w:r>
     </w:p>
     <w:p>
       <w:r>
-        <w:t>b) Party responsible for premium: [OWNER/RENTER].</w:t>
-      </w:r>
-    </w:p>
-    <w:p>
-      <w:pPr>
-        <w:pStyle w:val="Heading2"/>
-      </w:pPr>
-      <w:r>
-        <w:t>8.3 Renter will notify Owner immediately in case of theft/loss/fire and file police complaint/FIR where required.</w:t>
-      </w:r>
-    </w:p>
-    <w:p/>
-    <w:p>
-      <w:pPr>
-        <w:pStyle w:val="Heading2"/>
-      </w:pPr>
-      <w:r>
-        <w:t>9. REPRESENTATIONS AND WARRANTIES</w:t>
-      </w:r>
-    </w:p>
-    <w:p>
-      <w:pPr>
-        <w:pStyle w:val="Heading2"/>
-      </w:pPr>
-      <w:r>
-        <w:t>9.1 Owner represents that:</w:t>
+        <w:t>Date: __________________________________________</w:t>
       </w:r>
     </w:p>
     <w:p>
       <w:r>
-        <w:t>a) Owner has lawful title/right to rent appliance.</w:t>
+        <w:t>Place: __________________________________________</w:t>
       </w:r>
     </w:p>
-    <w:p>
-      <w:r>
-        <w:t>b) Appliance is functional as per handover condition in Schedule B.</w:t>
-      </w:r>
-    </w:p>
-    <w:p>
-      <w:pPr>
-        <w:pStyle w:val="Heading2"/>
-      </w:pPr>
-      <w:r>
-        <w:t>9.2 Except as expressly stated, appliance is provided on "as-is" basis.</w:t>
-      </w:r>
-    </w:p>
-    <w:p>
-      <w:pPr>
-        <w:pStyle w:val="Heading2"/>
-      </w:pPr>
-      <w:r>
-        <w:t>9.3 Renter has inspected or had full opportunity to inspect appliance before acceptance.</w:t>
-      </w:r>
-    </w:p>
-    <w:p/>
-    <w:p>
-      <w:pPr>
-        <w:pStyle w:val="Heading2"/>
-      </w:pPr>
-      <w:r>
-        <w:t>10. RETURN, PICKUP, AND DEPOSIT SETTLEMENT</w:t>
-      </w:r>
-    </w:p>
-    <w:p>
-      <w:pPr>
-        <w:pStyle w:val="Heading2"/>
-      </w:pPr>
-      <w:r>
-        <w:t>10.1 Return date/time: [DATE/TIME]</w:t>
-      </w:r>
-    </w:p>
-    <w:p>
-      <w:pPr>
-        <w:pStyle w:val="Heading2"/>
-      </w:pPr>
-      <w:r>
-        <w:t>10.2 Pickup by: [OWNER/RENTER/THIRD PARTY]</w:t>
-      </w:r>
-    </w:p>
-    <w:p>
-      <w:pPr>
-        <w:pStyle w:val="Heading2"/>
-      </w:pPr>
-      <w:r>
-        <w:t>10.3 Pickup charges: [OWNER/RENTER/BOTH], amount INR [AMOUNT].</w:t>
-      </w:r>
-    </w:p>
-    <w:p>
-      <w:pPr>
-        <w:pStyle w:val="Heading2"/>
-      </w:pPr>
-      <w:r>
-        <w:t>10.4 Return condition:</w:t>
-      </w:r>
-    </w:p>
-    <w:p>
-      <w:r>
-        <w:t>Appliance must be returned in comparable condition subject to normal wear and tear.</w:t>
-      </w:r>
-    </w:p>
-    <w:p>
-      <w:pPr>
-        <w:pStyle w:val="Heading2"/>
-      </w:pPr>
-      <w:r>
-        <w:t>10.5 Deposit deductions permitted for:</w:t>
-      </w:r>
-    </w:p>
-    <w:p>
-      <w:r>
-        <w:t>a) Unpaid rent/late fees.</w:t>
-      </w:r>
-    </w:p>
-    <w:p>
-      <w:r>
-        <w:t>b) Documented physical damage beyond normal wear and tear.</w:t>
-      </w:r>
-    </w:p>
-    <w:p>
-      <w:r>
-        <w:t>c) Missing accessories listed in Schedule A.</w:t>
-      </w:r>
-    </w:p>
-    <w:p>
-      <w:r>
-        <w:t>d) Transport/recovery costs due to breach.</w:t>
-      </w:r>
-    </w:p>
-    <w:p>
-      <w:pPr>
-        <w:pStyle w:val="Heading2"/>
-      </w:pPr>
-      <w:r>
-        <w:t>10.6 Deposit settlement timeline:</w:t>
-      </w:r>
-    </w:p>
-    <w:p>
-      <w:r>
-        <w:t>Owner will share adjustment statement within [X] days and refund balance within [X] days after return.</w:t>
-      </w:r>
-    </w:p>
-    <w:p/>
-    <w:p>
-      <w:pPr>
-        <w:pStyle w:val="Heading2"/>
-      </w:pPr>
-      <w:r>
-        <w:t>11. DEFAULT AND EARLY TERMINATION</w:t>
-      </w:r>
-    </w:p>
-    <w:p>
-      <w:pPr>
-        <w:pStyle w:val="Heading2"/>
-      </w:pPr>
-      <w:r>
-        <w:t>11.1 Events of default include:</w:t>
-      </w:r>
-    </w:p>
-    <w:p>
-      <w:r>
-        <w:t>a) Non-payment beyond [X] days after due date.</w:t>
-      </w:r>
-    </w:p>
-    <w:p>
-      <w:r>
-        <w:t>b) Unauthorized sub-rental/transfer.</w:t>
-      </w:r>
-    </w:p>
-    <w:p>
-      <w:r>
-        <w:t>c) Misuse causing serious damage/risk.</w:t>
-      </w:r>
-    </w:p>
-    <w:p>
-      <w:r>
-        <w:t>d) Refusal to return appliance after term expiry.</w:t>
-      </w:r>
-    </w:p>
-    <w:p>
-      <w:pPr>
-        <w:pStyle w:val="Heading2"/>
-      </w:pPr>
-      <w:r>
-        <w:t>11.2 Cure period:</w:t>
-      </w:r>
-    </w:p>
-    <w:p>
-      <w:r>
-        <w:t>Defaulting Party may cure within [X] days of written notice, unless breach is non-curable.</w:t>
-      </w:r>
-    </w:p>
-    <w:p>
-      <w:pPr>
-        <w:pStyle w:val="Heading2"/>
-      </w:pPr>
-      <w:r>
-        <w:t>11.3 Termination:</w:t>
-      </w:r>
-    </w:p>
-    <w:p>
-      <w:r>
-        <w:t>Non-defaulting Party may terminate after cure period and claim contractual remedies.</w:t>
-      </w:r>
-    </w:p>
-    <w:p>
-      <w:pPr>
-        <w:pStyle w:val="Heading2"/>
-      </w:pPr>
-      <w:r>
-        <w:t>11.4 Early termination by Renter (without Owner breach):</w:t>
-      </w:r>
-    </w:p>
-    <w:p>
-      <w:r>
-        <w:t>[NOTICE PERIOD], and early-exit charge of INR [AMOUNT] or [FORMULA], unless waived.</w:t>
-      </w:r>
-    </w:p>
-    <w:p>
-      <w:pPr>
-        <w:pStyle w:val="Heading2"/>
-      </w:pPr>
-      <w:r>
-        <w:t>11.5 Repossession:</w:t>
-      </w:r>
-    </w:p>
-    <w:p>
-      <w:r>
-        <w:t>On lawful termination/default, Owner may recover appliance using legal process.</w:t>
-      </w:r>
-    </w:p>
-    <w:p/>
-    <w:p>
-      <w:pPr>
-        <w:pStyle w:val="Heading2"/>
-      </w:pPr>
-      <w:r>
-        <w:t>12. INDEMNITY AND LIMITATION OF LIABILITY</w:t>
-      </w:r>
-    </w:p>
-    <w:p>
-      <w:pPr>
-        <w:pStyle w:val="Heading2"/>
-      </w:pPr>
-      <w:r>
-        <w:t>12.1 Renter indemnifies Owner against third-party claims, losses, and costs arising from:</w:t>
-      </w:r>
-    </w:p>
-    <w:p>
-      <w:r>
-        <w:t>misuse, unauthorized relocation, unlawful use, or breach by Renter.</w:t>
-      </w:r>
-    </w:p>
-    <w:p>
-      <w:pPr>
-        <w:pStyle w:val="Heading2"/>
-      </w:pPr>
-      <w:r>
-        <w:t>12.2 Owner indemnifies Renter for claims arising from Owner's lack of title/authority.</w:t>
-      </w:r>
-    </w:p>
-    <w:p>
-      <w:pPr>
-        <w:pStyle w:val="Heading2"/>
-      </w:pPr>
-      <w:r>
-        <w:t>12.3 Neither Party is liable for indirect or consequential losses except where prohibited by law.</w:t>
-      </w:r>
-    </w:p>
-    <w:p/>
-    <w:p>
-      <w:pPr>
-        <w:pStyle w:val="Heading2"/>
-      </w:pPr>
-      <w:r>
-        <w:t>13. FORCE MAJEURE</w:t>
-      </w:r>
-    </w:p>
-    <w:p>
-      <w:pPr>
-        <w:pStyle w:val="Heading2"/>
-      </w:pPr>
-      <w:r>
-        <w:t>13.1 Neither Party is liable for delay/failure caused by events beyond reasonable control</w:t>
-      </w:r>
-    </w:p>
-    <w:p>
-      <w:r>
-        <w:t>(natural disaster, war, government restrictions, strike, grid failures, etc.).</w:t>
-      </w:r>
-    </w:p>
-    <w:p>
-      <w:pPr>
-        <w:pStyle w:val="Heading2"/>
-      </w:pPr>
-      <w:r>
-        <w:t>13.2 Affected Party must notify the other Party promptly with expected duration.</w:t>
-      </w:r>
-    </w:p>
-    <w:p/>
-    <w:p>
-      <w:pPr>
-        <w:pStyle w:val="Heading2"/>
-      </w:pPr>
-      <w:r>
-        <w:t>14. NOTICES</w:t>
-      </w:r>
-    </w:p>
-    <w:p>
-      <w:pPr>
-        <w:pStyle w:val="Heading2"/>
-      </w:pPr>
-      <w:r>
-        <w:t>14.1 Legal/contract notices to the addresses/emails listed in Clause 1.</w:t>
-      </w:r>
-    </w:p>
-    <w:p>
-      <w:pPr>
-        <w:pStyle w:val="Heading2"/>
-      </w:pPr>
-      <w:r>
-        <w:t>14.2 Notice sent by email/registered post/courier/confirmed messaging app record will be valid.</w:t>
-      </w:r>
-    </w:p>
-    <w:p/>
-    <w:p>
-      <w:pPr>
-        <w:pStyle w:val="Heading2"/>
-      </w:pPr>
-      <w:r>
-        <w:t>15. GOVERNING LAW AND DISPUTE RESOLUTION</w:t>
-      </w:r>
-    </w:p>
-    <w:p>
-      <w:pPr>
-        <w:pStyle w:val="Heading2"/>
-      </w:pPr>
-      <w:r>
-        <w:t>15.1 Governing law: Laws of India.</w:t>
-      </w:r>
-    </w:p>
-    <w:p>
-      <w:pPr>
-        <w:pStyle w:val="Heading2"/>
-      </w:pPr>
-      <w:r>
-        <w:t>15.2 Negotiation period:</w:t>
-      </w:r>
-    </w:p>
-    <w:p>
-      <w:r>
-        <w:t>Parties will attempt amicable settlement for [X] days after written dispute notice.</w:t>
-      </w:r>
-    </w:p>
-    <w:p>
-      <w:pPr>
-        <w:pStyle w:val="Heading2"/>
-      </w:pPr>
-      <w:r>
-        <w:t>15.3 Arbitration (optional, choose if applicable):</w:t>
-      </w:r>
-    </w:p>
-    <w:p>
-      <w:r>
-        <w:t>a) Seat/Venue: [CITY]</w:t>
-      </w:r>
-    </w:p>
-    <w:p>
-      <w:r>
-        <w:t>b) Number of arbitrators: [ONE/THREE]</w:t>
-      </w:r>
-    </w:p>
-    <w:p>
-      <w:r>
-        <w:t>c) Language: English</w:t>
-      </w:r>
-    </w:p>
-    <w:p>
-      <w:r>
-        <w:t>d) Applicable statute: Arbitration and Conciliation Act, 1996 (as amended)</w:t>
-      </w:r>
-    </w:p>
-    <w:p>
-      <w:pPr>
-        <w:pStyle w:val="Heading2"/>
-      </w:pPr>
-      <w:r>
-        <w:t>15.4 Courts:</w:t>
-      </w:r>
-    </w:p>
-    <w:p>
-      <w:r>
-        <w:t>Subject to arbitration clause (if selected), courts at [CITY/STATE] have jurisdiction.</w:t>
-      </w:r>
-    </w:p>
-    <w:p/>
-    <w:p>
-      <w:pPr>
-        <w:pStyle w:val="Heading2"/>
-      </w:pPr>
-      <w:r>
-        <w:t>16. GENERAL PROVISIONS</w:t>
-      </w:r>
-    </w:p>
-    <w:p>
-      <w:pPr>
-        <w:pStyle w:val="Heading2"/>
-      </w:pPr>
-      <w:r>
-        <w:t>16.1 Entire agreement:</w:t>
-      </w:r>
-    </w:p>
-    <w:p>
-      <w:r>
-        <w:t>This Agreement and schedules form the complete understanding between Parties.</w:t>
-      </w:r>
-    </w:p>
-    <w:p>
-      <w:pPr>
-        <w:pStyle w:val="Heading2"/>
-      </w:pPr>
-      <w:r>
-        <w:t>16.2 Amendment:</w:t>
-      </w:r>
-    </w:p>
-    <w:p>
-      <w:r>
-        <w:t>Any change must be in writing and signed/accepted by both Parties.</w:t>
-      </w:r>
-    </w:p>
-    <w:p>
-      <w:pPr>
-        <w:pStyle w:val="Heading2"/>
-      </w:pPr>
-      <w:r>
-        <w:t>16.3 Assignment:</w:t>
-      </w:r>
-    </w:p>
-    <w:p>
-      <w:r>
-        <w:t>Renter cannot assign rights/obligations without Owner's written consent.</w:t>
-      </w:r>
-    </w:p>
-    <w:p>
-      <w:pPr>
-        <w:pStyle w:val="Heading2"/>
-      </w:pPr>
-      <w:r>
-        <w:t>16.4 Severability:</w:t>
-      </w:r>
-    </w:p>
-    <w:p>
-      <w:r>
-        <w:t>If one clause is invalid, remaining clauses remain enforceable.</w:t>
-      </w:r>
-    </w:p>
-    <w:p>
-      <w:pPr>
-        <w:pStyle w:val="Heading2"/>
-      </w:pPr>
-      <w:r>
-        <w:t>16.5 Counterparts:</w:t>
-      </w:r>
-    </w:p>
-    <w:p>
-      <w:r>
-        <w:t>Agreement may be signed physically or electronically in counterparts.</w:t>
-      </w:r>
-    </w:p>
-    <w:p/>
-    <w:p>
-      <w:pPr>
-        <w:pStyle w:val="Heading2"/>
-      </w:pPr>
-      <w:r>
-        <w:t>17. SIGNATURES</w:t>
-      </w:r>
-    </w:p>
-    <w:p>
-      <w:r>
-        <w:t>Owner Signature: _______________________</w:t>
-      </w:r>
-    </w:p>
-    <w:p>
-      <w:r>
-        <w:t>Name: [OWNER NAME]</w:t>
-      </w:r>
-    </w:p>
-    <w:p>
-      <w:r>
-        <w:t>Date: [DATE]</w:t>
-      </w:r>
-    </w:p>
-    <w:p>
-      <w:r>
-        <w:t>Place: [PLACE]</w:t>
-      </w:r>
-    </w:p>
-    <w:p/>
-    <w:p>
-      <w:r>
-        <w:t>Renter Signature: ______________________</w:t>
-      </w:r>
-    </w:p>
-    <w:p>
-      <w:r>
-        <w:t>Name: [RENTER NAME]</w:t>
-      </w:r>
-    </w:p>
-    <w:p>
-      <w:r>
-        <w:t>Date: [DATE]</w:t>
-      </w:r>
-    </w:p>
-    <w:p>
-      <w:r>
-        <w:t>Place: [PLACE]</w:t>
-      </w:r>
-    </w:p>
-    <w:p/>
-    <w:p>
-      <w:r>
-        <w:t>Witness 1 Signature: ___________________</w:t>
-      </w:r>
-    </w:p>
-    <w:p>
-      <w:r>
-        <w:t>Name: [WITNESS 1 NAME]</w:t>
-      </w:r>
-    </w:p>
-    <w:p>
-      <w:r>
-        <w:t>Address: [WITNESS 1 ADDRESS]</w:t>
-      </w:r>
-    </w:p>
-    <w:p>
-      <w:r>
-        <w:t>Date: [DATE]</w:t>
-      </w:r>
-    </w:p>
-    <w:p/>
-    <w:p>
-      <w:r>
-        <w:t>Witness 2 Signature: ___________________</w:t>
-      </w:r>
-    </w:p>
-    <w:p>
-      <w:r>
-        <w:t>Name: [WITNESS 2 NAME]</w:t>
-      </w:r>
-    </w:p>
-    <w:p>
-      <w:r>
-        <w:t>Address: [WITNESS 2 ADDRESS]</w:t>
-      </w:r>
-    </w:p>
-    <w:p>
-      <w:r>
-        <w:t>Date: [DATE]</w:t>
-      </w:r>
-    </w:p>
-    <w:p/>
-    <w:p>
-      <w:pPr>
-        <w:pStyle w:val="Heading2"/>
-      </w:pPr>
-      <w:r>
-        <w:t>SCHEDULE A - APPLIANCE DETAILS</w:t>
-      </w:r>
-    </w:p>
-    <w:p>
-      <w:r>
-        <w:t>Item Type/Category: [APPLIANCE CATEGORY]</w:t>
-      </w:r>
-    </w:p>
-    <w:p>
-      <w:r>
-        <w:t>Brand/Model: [BRAND + MODEL]</w:t>
-      </w:r>
-    </w:p>
-    <w:p>
-      <w:r>
-        <w:t>Serial Number: [SERIAL NUMBER]</w:t>
-      </w:r>
-    </w:p>
-    <w:p>
-      <w:r>
-        <w:t>Color/Variant: [DETAILS]</w:t>
-      </w:r>
-    </w:p>
-    <w:p>
-      <w:r>
-        <w:t>Manufacture Year: [YEAR]</w:t>
-      </w:r>
-    </w:p>
-    <w:p>
-      <w:r>
-        <w:t>Purchase Invoice No./Date: [DETAILS]</w:t>
-      </w:r>
-    </w:p>
-    <w:p>
-      <w:r>
-        <w:t>Declared Current Market Value: INR [AMOUNT]</w:t>
-      </w:r>
-    </w:p>
-    <w:p>
-      <w:r>
-        <w:t>Included Accessories: [LIST]</w:t>
-      </w:r>
-    </w:p>
-    <w:p>
-      <w:r>
-        <w:t>Known Existing Defects (if any): [LIST OR "NONE"]</w:t>
-      </w:r>
-    </w:p>
-    <w:p>
-      <w:r>
-        <w:t>Meter Reading/Cycle Count (if applicable): [DETAILS]</w:t>
-      </w:r>
-    </w:p>
-    <w:p/>
-    <w:p>
-      <w:pPr>
-        <w:pStyle w:val="Heading2"/>
-      </w:pPr>
-      <w:r>
-        <w:t>SCHEDULE B - HANDOVER CONDITION SNAPSHOT</w:t>
-      </w:r>
-    </w:p>
-    <w:p>
-      <w:r>
-        <w:t>Handover Date: [DATE]</w:t>
-      </w:r>
-    </w:p>
-    <w:p>
-      <w:r>
-        <w:t>Physical condition summary: [DETAILS]</w:t>
-      </w:r>
-    </w:p>
-    <w:p>
-      <w:r>
-        <w:t>Functional test result: [PASS/OBSERVATIONS]</w:t>
-      </w:r>
-    </w:p>
-    <w:p>
-      <w:r>
-        <w:t>Photograph references (file names/links): [DETAILS]</w:t>
-      </w:r>
-    </w:p>
-    <w:p>
-      <w:r>
-        <w:t>Delivered by: [NAME]</w:t>
-      </w:r>
-    </w:p>
-    <w:p>
-      <w:r>
-        <w:t>Received by: [NAME]</w:t>
-      </w:r>
-    </w:p>
-    <w:p>
-      <w:r>
-        <w:t>Signatures: [OWNER/RENTER]</w:t>
-      </w:r>
-    </w:p>
-    <w:p/>
     <w:sectPr>
       <w:pgSz w:w="12240" w:h="15840"/>
-      <w:pgMar w:top="1440" w:right="1440" w:bottom="1440" w:left="1440" w:header="720" w:footer="720" w:gutter="0"/>
+      <w:pgMar w:top="1152" w:right="1296" w:bottom="1152" w:left="1296" w:header="720" w:footer="720" w:gutter="0"/>
       <w:cols w:space="720"/>
       <w:docGrid w:linePitch="360"/>
     </w:sectPr>
@@ -1594,6 +1486,9 @@
     <w:name w:val="Normal"/>
     <w:qFormat/>
     <w:rsid w:val="00FC693F"/>
+    <w:pPr>
+      <w:spacing w:after="120" w:line="240" w:lineRule="auto"/>
+    </w:pPr>
     <w:rPr>
       <w:rFonts w:ascii="Calibri" w:hAnsi="Calibri"/>
       <w:sz w:val="22"/>
@@ -1658,11 +1553,11 @@
       <w:outlineLvl w:val="0"/>
     </w:pPr>
     <w:rPr>
-      <w:rFonts w:asciiTheme="majorHAnsi" w:eastAsiaTheme="majorEastAsia" w:hAnsiTheme="majorHAnsi" w:cstheme="majorBidi" w:ascii="Calibri" w:hAnsi="Calibri"/>
+      <w:rFonts w:asciiTheme="majorHAnsi" w:eastAsiaTheme="majorEastAsia" w:hAnsiTheme="majorHAnsi" w:cstheme="majorBidi"/>
       <w:b/>
       <w:bCs/>
       <w:color w:val="365F91" w:themeColor="accent1" w:themeShade="BF"/>
-      <w:sz w:val="32"/>
+      <w:sz w:val="28"/>
       <w:szCs w:val="28"/>
     </w:rPr>
   </w:style>
@@ -1682,7 +1577,7 @@
       <w:outlineLvl w:val="1"/>
     </w:pPr>
     <w:rPr>
-      <w:rFonts w:asciiTheme="majorHAnsi" w:eastAsiaTheme="majorEastAsia" w:hAnsiTheme="majorHAnsi" w:cstheme="majorBidi" w:ascii="Calibri" w:hAnsi="Calibri"/>
+      <w:rFonts w:asciiTheme="majorHAnsi" w:eastAsiaTheme="majorEastAsia" w:hAnsiTheme="majorHAnsi" w:cstheme="majorBidi"/>
       <w:b/>
       <w:bCs/>
       <w:color w:val="4F81BD" w:themeColor="accent1"/>
@@ -1706,11 +1601,10 @@
       <w:outlineLvl w:val="2"/>
     </w:pPr>
     <w:rPr>
-      <w:rFonts w:asciiTheme="majorHAnsi" w:eastAsiaTheme="majorEastAsia" w:hAnsiTheme="majorHAnsi" w:cstheme="majorBidi" w:ascii="Calibri" w:hAnsi="Calibri"/>
+      <w:rFonts w:asciiTheme="majorHAnsi" w:eastAsiaTheme="majorEastAsia" w:hAnsiTheme="majorHAnsi" w:cstheme="majorBidi"/>
       <w:b/>
       <w:bCs/>
       <w:color w:val="4F81BD" w:themeColor="accent1"/>
-      <w:sz w:val="22"/>
     </w:rPr>
   </w:style>
   <w:style w:type="paragraph" w:styleId="Heading4">
